--- a/lessons/8-7/homework.docx
+++ b/lessons/8-7/homework.docx
@@ -106,7 +106,55 @@
     </w:p>
     <w:p>
       <w:pPr>
-        <w:spacing w:after="60"/>
+        <w:keepNext/>
+        <w:spacing w:after="20" w:before="80"/>
+        <w:jc w:val="center"/>
+      </w:pPr>
+      <w:r>
+        <w:drawing>
+          <wp:inline distT="0" distB="0" distL="0" distR="0">
+            <wp:extent cx="1047750" cy="790575"/>
+            <wp:effectExtent t="0" r="0" b="0" l="0"/>
+            <wp:docPr id="1" name="" descr="" title=""/>
+            <wp:cNvGraphicFramePr>
+              <a:graphicFrameLocks xmlns:a="http://schemas.openxmlformats.org/drawingml/2006/main" noChangeAspect="1"/>
+            </wp:cNvGraphicFramePr>
+            <a:graphic xmlns:a="http://schemas.openxmlformats.org/drawingml/2006/main">
+              <a:graphicData uri="http://schemas.openxmlformats.org/drawingml/2006/picture">
+                <pic:pic xmlns:pic="http://schemas.openxmlformats.org/drawingml/2006/picture">
+                  <pic:nvPicPr>
+                    <pic:cNvPr id="0" name="" descr=""/>
+                    <pic:cNvPicPr>
+                      <a:picLocks noChangeAspect="1" noChangeArrowheads="1"/>
+                    </pic:cNvPicPr>
+                  </pic:nvPicPr>
+                  <pic:blipFill>
+                    <a:blip r:embed="rId7" cstate="none"/>
+                    <a:srcRect/>
+                    <a:stretch>
+                      <a:fillRect/>
+                    </a:stretch>
+                  </pic:blipFill>
+                  <pic:spPr bwMode="auto">
+                    <a:xfrm>
+                      <a:off x="0" y="0"/>
+                      <a:ext cx="1047750" cy="790575"/>
+                    </a:xfrm>
+                    <a:prstGeom prst="rect">
+                      <a:avLst/>
+                    </a:prstGeom>
+                  </pic:spPr>
+                </pic:pic>
+              </a:graphicData>
+            </a:graphic>
+          </wp:inline>
+        </w:drawing>
+      </w:r>
+    </w:p>
+    <w:p>
+      <w:pPr>
+        <w:keepNext/>
+        <w:spacing w:after="120"/>
       </w:pPr>
       <w:r>
         <w:rPr>
@@ -116,12 +164,60 @@
         <w:t xml:space="preserve">Symmetric (Simétrico)</w:t>
       </w:r>
       <w:r>
-        <w:t xml:space="preserve"> — A distribution where the left and right sides are approximately mirror images of each other</w:t>
-      </w:r>
-    </w:p>
-    <w:p>
-      <w:pPr>
-        <w:spacing w:after="60"/>
+        <w:t xml:space="preserve"> — Data that looks about the same on the left and right.</w:t>
+      </w:r>
+    </w:p>
+    <w:p>
+      <w:pPr>
+        <w:keepNext/>
+        <w:spacing w:after="20" w:before="80"/>
+        <w:jc w:val="center"/>
+      </w:pPr>
+      <w:r>
+        <w:drawing>
+          <wp:inline distT="0" distB="0" distL="0" distR="0">
+            <wp:extent cx="1047750" cy="790575"/>
+            <wp:effectExtent t="0" r="0" b="0" l="0"/>
+            <wp:docPr id="1" name="" descr="" title=""/>
+            <wp:cNvGraphicFramePr>
+              <a:graphicFrameLocks xmlns:a="http://schemas.openxmlformats.org/drawingml/2006/main" noChangeAspect="1"/>
+            </wp:cNvGraphicFramePr>
+            <a:graphic xmlns:a="http://schemas.openxmlformats.org/drawingml/2006/main">
+              <a:graphicData uri="http://schemas.openxmlformats.org/drawingml/2006/picture">
+                <pic:pic xmlns:pic="http://schemas.openxmlformats.org/drawingml/2006/picture">
+                  <pic:nvPicPr>
+                    <pic:cNvPr id="0" name="" descr=""/>
+                    <pic:cNvPicPr>
+                      <a:picLocks noChangeAspect="1" noChangeArrowheads="1"/>
+                    </pic:cNvPicPr>
+                  </pic:nvPicPr>
+                  <pic:blipFill>
+                    <a:blip r:embed="rId7" cstate="none"/>
+                    <a:srcRect/>
+                    <a:stretch>
+                      <a:fillRect/>
+                    </a:stretch>
+                  </pic:blipFill>
+                  <pic:spPr bwMode="auto">
+                    <a:xfrm>
+                      <a:off x="0" y="0"/>
+                      <a:ext cx="1047750" cy="790575"/>
+                    </a:xfrm>
+                    <a:prstGeom prst="rect">
+                      <a:avLst/>
+                    </a:prstGeom>
+                  </pic:spPr>
+                </pic:pic>
+              </a:graphicData>
+            </a:graphic>
+          </wp:inline>
+        </w:drawing>
+      </w:r>
+    </w:p>
+    <w:p>
+      <w:pPr>
+        <w:keepNext/>
+        <w:spacing w:after="120"/>
       </w:pPr>
       <w:r>
         <w:rPr>
@@ -131,12 +227,60 @@
         <w:t xml:space="preserve">Skewed (Sesgado)</w:t>
       </w:r>
       <w:r>
-        <w:t xml:space="preserve"> — A distribution where data is bunched on one side with a tail stretching to the other side</w:t>
-      </w:r>
-    </w:p>
-    <w:p>
-      <w:pPr>
-        <w:spacing w:after="60"/>
+        <w:t xml:space="preserve"> — Data bunched on one side with a tail on the other.</w:t>
+      </w:r>
+    </w:p>
+    <w:p>
+      <w:pPr>
+        <w:keepNext/>
+        <w:spacing w:after="20" w:before="80"/>
+        <w:jc w:val="center"/>
+      </w:pPr>
+      <w:r>
+        <w:drawing>
+          <wp:inline distT="0" distB="0" distL="0" distR="0">
+            <wp:extent cx="1047750" cy="790575"/>
+            <wp:effectExtent t="0" r="0" b="0" l="0"/>
+            <wp:docPr id="1" name="" descr="" title=""/>
+            <wp:cNvGraphicFramePr>
+              <a:graphicFrameLocks xmlns:a="http://schemas.openxmlformats.org/drawingml/2006/main" noChangeAspect="1"/>
+            </wp:cNvGraphicFramePr>
+            <a:graphic xmlns:a="http://schemas.openxmlformats.org/drawingml/2006/main">
+              <a:graphicData uri="http://schemas.openxmlformats.org/drawingml/2006/picture">
+                <pic:pic xmlns:pic="http://schemas.openxmlformats.org/drawingml/2006/picture">
+                  <pic:nvPicPr>
+                    <pic:cNvPr id="0" name="" descr=""/>
+                    <pic:cNvPicPr>
+                      <a:picLocks noChangeAspect="1" noChangeArrowheads="1"/>
+                    </pic:cNvPicPr>
+                  </pic:nvPicPr>
+                  <pic:blipFill>
+                    <a:blip r:embed="rId8" cstate="none"/>
+                    <a:srcRect/>
+                    <a:stretch>
+                      <a:fillRect/>
+                    </a:stretch>
+                  </pic:blipFill>
+                  <pic:spPr bwMode="auto">
+                    <a:xfrm>
+                      <a:off x="0" y="0"/>
+                      <a:ext cx="1047750" cy="790575"/>
+                    </a:xfrm>
+                    <a:prstGeom prst="rect">
+                      <a:avLst/>
+                    </a:prstGeom>
+                  </pic:spPr>
+                </pic:pic>
+              </a:graphicData>
+            </a:graphic>
+          </wp:inline>
+        </w:drawing>
+      </w:r>
+    </w:p>
+    <w:p>
+      <w:pPr>
+        <w:keepNext/>
+        <w:spacing w:after="120"/>
       </w:pPr>
       <w:r>
         <w:rPr>
@@ -146,12 +290,60 @@
         <w:t xml:space="preserve">Cluster (Agrupamiento)</w:t>
       </w:r>
       <w:r>
-        <w:t xml:space="preserve"> — A group of data values that are close together</w:t>
-      </w:r>
-    </w:p>
-    <w:p>
-      <w:pPr>
-        <w:spacing w:after="60"/>
+        <w:t xml:space="preserve"> — A group of numbers that are close together.</w:t>
+      </w:r>
+    </w:p>
+    <w:p>
+      <w:pPr>
+        <w:keepNext/>
+        <w:spacing w:after="20" w:before="80"/>
+        <w:jc w:val="center"/>
+      </w:pPr>
+      <w:r>
+        <w:drawing>
+          <wp:inline distT="0" distB="0" distL="0" distR="0">
+            <wp:extent cx="1047750" cy="790575"/>
+            <wp:effectExtent t="0" r="0" b="0" l="0"/>
+            <wp:docPr id="1" name="" descr="" title=""/>
+            <wp:cNvGraphicFramePr>
+              <a:graphicFrameLocks xmlns:a="http://schemas.openxmlformats.org/drawingml/2006/main" noChangeAspect="1"/>
+            </wp:cNvGraphicFramePr>
+            <a:graphic xmlns:a="http://schemas.openxmlformats.org/drawingml/2006/main">
+              <a:graphicData uri="http://schemas.openxmlformats.org/drawingml/2006/picture">
+                <pic:pic xmlns:pic="http://schemas.openxmlformats.org/drawingml/2006/picture">
+                  <pic:nvPicPr>
+                    <pic:cNvPr id="0" name="" descr=""/>
+                    <pic:cNvPicPr>
+                      <a:picLocks noChangeAspect="1" noChangeArrowheads="1"/>
+                    </pic:cNvPicPr>
+                  </pic:nvPicPr>
+                  <pic:blipFill>
+                    <a:blip r:embed="rId7" cstate="none"/>
+                    <a:srcRect/>
+                    <a:stretch>
+                      <a:fillRect/>
+                    </a:stretch>
+                  </pic:blipFill>
+                  <pic:spPr bwMode="auto">
+                    <a:xfrm>
+                      <a:off x="0" y="0"/>
+                      <a:ext cx="1047750" cy="790575"/>
+                    </a:xfrm>
+                    <a:prstGeom prst="rect">
+                      <a:avLst/>
+                    </a:prstGeom>
+                  </pic:spPr>
+                </pic:pic>
+              </a:graphicData>
+            </a:graphic>
+          </wp:inline>
+        </w:drawing>
+      </w:r>
+    </w:p>
+    <w:p>
+      <w:pPr>
+        <w:keepNext/>
+        <w:spacing w:after="120"/>
       </w:pPr>
       <w:r>
         <w:rPr>
@@ -161,12 +353,60 @@
         <w:t xml:space="preserve">Gap (Hueco (espacio))</w:t>
       </w:r>
       <w:r>
-        <w:t xml:space="preserve"> — A large space between data values where no data falls</w:t>
-      </w:r>
-    </w:p>
-    <w:p>
-      <w:pPr>
-        <w:spacing w:after="60"/>
+        <w:t xml:space="preserve"> — A big empty space where there is no data.</w:t>
+      </w:r>
+    </w:p>
+    <w:p>
+      <w:pPr>
+        <w:keepNext/>
+        <w:spacing w:after="20" w:before="80"/>
+        <w:jc w:val="center"/>
+      </w:pPr>
+      <w:r>
+        <w:drawing>
+          <wp:inline distT="0" distB="0" distL="0" distR="0">
+            <wp:extent cx="1047750" cy="790575"/>
+            <wp:effectExtent t="0" r="0" b="0" l="0"/>
+            <wp:docPr id="1" name="" descr="" title=""/>
+            <wp:cNvGraphicFramePr>
+              <a:graphicFrameLocks xmlns:a="http://schemas.openxmlformats.org/drawingml/2006/main" noChangeAspect="1"/>
+            </wp:cNvGraphicFramePr>
+            <a:graphic xmlns:a="http://schemas.openxmlformats.org/drawingml/2006/main">
+              <a:graphicData uri="http://schemas.openxmlformats.org/drawingml/2006/picture">
+                <pic:pic xmlns:pic="http://schemas.openxmlformats.org/drawingml/2006/picture">
+                  <pic:nvPicPr>
+                    <pic:cNvPr id="0" name="" descr=""/>
+                    <pic:cNvPicPr>
+                      <a:picLocks noChangeAspect="1" noChangeArrowheads="1"/>
+                    </pic:cNvPicPr>
+                  </pic:nvPicPr>
+                  <pic:blipFill>
+                    <a:blip r:embed="rId9" cstate="none"/>
+                    <a:srcRect/>
+                    <a:stretch>
+                      <a:fillRect/>
+                    </a:stretch>
+                  </pic:blipFill>
+                  <pic:spPr bwMode="auto">
+                    <a:xfrm>
+                      <a:off x="0" y="0"/>
+                      <a:ext cx="1047750" cy="790575"/>
+                    </a:xfrm>
+                    <a:prstGeom prst="rect">
+                      <a:avLst/>
+                    </a:prstGeom>
+                  </pic:spPr>
+                </pic:pic>
+              </a:graphicData>
+            </a:graphic>
+          </wp:inline>
+        </w:drawing>
+      </w:r>
+    </w:p>
+    <w:p>
+      <w:pPr>
+        <w:keepNext/>
+        <w:spacing w:after="120"/>
       </w:pPr>
       <w:r>
         <w:rPr>
@@ -176,12 +416,60 @@
         <w:t xml:space="preserve">Data distribution (Distribución de datos)</w:t>
       </w:r>
       <w:r>
-        <w:t xml:space="preserve"> — The shape and spread of a data set</w:t>
-      </w:r>
-    </w:p>
-    <w:p>
-      <w:pPr>
-        <w:spacing w:after="60"/>
+        <w:t xml:space="preserve"> — How the data looks: where it sits and how spread out it is.</w:t>
+      </w:r>
+    </w:p>
+    <w:p>
+      <w:pPr>
+        <w:keepNext/>
+        <w:spacing w:after="20" w:before="80"/>
+        <w:jc w:val="center"/>
+      </w:pPr>
+      <w:r>
+        <w:drawing>
+          <wp:inline distT="0" distB="0" distL="0" distR="0">
+            <wp:extent cx="1047750" cy="790575"/>
+            <wp:effectExtent t="0" r="0" b="0" l="0"/>
+            <wp:docPr id="1" name="" descr="" title=""/>
+            <wp:cNvGraphicFramePr>
+              <a:graphicFrameLocks xmlns:a="http://schemas.openxmlformats.org/drawingml/2006/main" noChangeAspect="1"/>
+            </wp:cNvGraphicFramePr>
+            <a:graphic xmlns:a="http://schemas.openxmlformats.org/drawingml/2006/main">
+              <a:graphicData uri="http://schemas.openxmlformats.org/drawingml/2006/picture">
+                <pic:pic xmlns:pic="http://schemas.openxmlformats.org/drawingml/2006/picture">
+                  <pic:nvPicPr>
+                    <pic:cNvPr id="0" name="" descr=""/>
+                    <pic:cNvPicPr>
+                      <a:picLocks noChangeAspect="1" noChangeArrowheads="1"/>
+                    </pic:cNvPicPr>
+                  </pic:nvPicPr>
+                  <pic:blipFill>
+                    <a:blip r:embed="rId10" cstate="none"/>
+                    <a:srcRect/>
+                    <a:stretch>
+                      <a:fillRect/>
+                    </a:stretch>
+                  </pic:blipFill>
+                  <pic:spPr bwMode="auto">
+                    <a:xfrm>
+                      <a:off x="0" y="0"/>
+                      <a:ext cx="1047750" cy="790575"/>
+                    </a:xfrm>
+                    <a:prstGeom prst="rect">
+                      <a:avLst/>
+                    </a:prstGeom>
+                  </pic:spPr>
+                </pic:pic>
+              </a:graphicData>
+            </a:graphic>
+          </wp:inline>
+        </w:drawing>
+      </w:r>
+    </w:p>
+    <w:p>
+      <w:pPr>
+        <w:keepNext/>
+        <w:spacing w:after="120"/>
       </w:pPr>
       <w:r>
         <w:rPr>
@@ -191,7 +479,7 @@
         <w:t xml:space="preserve">Variability (Variabilidad)</w:t>
       </w:r>
       <w:r>
-        <w:t xml:space="preserve"> — How spread out the values in a data set are</w:t>
+        <w:t xml:space="preserve"> — How spread out the numbers are.</w:t>
       </w:r>
     </w:p>
     <w:p>

--- a/lessons/8-7/homework.docx
+++ b/lessons/8-7/homework.docx
@@ -24,7 +24,7 @@
           <w:i/>
           <w:iCs/>
         </w:rPr>
-        <w:t xml:space="preserve">Lesson 8-7  •  Standard 6.SP.2</w:t>
+        <w:t xml:space="preserve">Lesson 8-7  •  Standard 6.DS.3</w:t>
       </w:r>
     </w:p>
     <w:p>
@@ -681,19 +681,158 @@
           <w:b/>
           <w:bCs/>
         </w:rPr>
-        <w:t xml:space="preserve">4. Complete the table: how does distribution shape affect the relationship between mean and median?</w:t>
-      </w:r>
-    </w:p>
-    <w:p>
-      <w:pPr>
-        <w:spacing w:after="120" w:before="0"/>
+        <w:t xml:space="preserve">4. Match each distribution shape to how its mean and median compare.</w:t>
+      </w:r>
+    </w:p>
+    <w:tbl>
+      <w:tblPr>
+        <w:tblW w:type="pct" w:w="100%"/>
+        <w:tblBorders>
+          <w:top w:val="single" w:color="auto" w:sz="4"/>
+          <w:left w:val="single" w:color="auto" w:sz="4"/>
+          <w:bottom w:val="single" w:color="auto" w:sz="4"/>
+          <w:right w:val="single" w:color="auto" w:sz="4"/>
+          <w:insideH w:val="single" w:color="auto" w:sz="4"/>
+          <w:insideV w:val="single" w:color="auto" w:sz="4"/>
+        </w:tblBorders>
+      </w:tblPr>
+      <w:tblGrid>
+        <w:gridCol w:w="100"/>
+        <w:gridCol w:w="100"/>
+      </w:tblGrid>
+      <w:tr>
+        <w:trPr>
+          <w:tblHeader/>
+        </w:trPr>
+        <w:tc>
+          <w:tcPr>
+            <w:tcW w:type="pct" w:w="50%"/>
+          </w:tcPr>
+          <w:p>
+            <w:r>
+              <w:rPr>
+                <w:b/>
+                <w:bCs/>
+              </w:rPr>
+              <w:t xml:space="preserve">Item</w:t>
+            </w:r>
+          </w:p>
+        </w:tc>
+        <w:tc>
+          <w:tcPr>
+            <w:tcW w:type="pct" w:w="50%"/>
+          </w:tcPr>
+          <w:p>
+            <w:r>
+              <w:rPr>
+                <w:b/>
+                <w:bCs/>
+              </w:rPr>
+              <w:t xml:space="preserve">Answer choices</w:t>
+            </w:r>
+          </w:p>
+        </w:tc>
+      </w:tr>
+      <w:tr>
+        <w:tc>
+          <w:tcPr>
+            <w:tcW w:type="pct" w:w="50%"/>
+          </w:tcPr>
+          <w:p>
+            <w:r>
+              <w:t xml:space="preserve">____  Symmetric</w:t>
+            </w:r>
+          </w:p>
+        </w:tc>
+        <w:tc>
+          <w:tcPr>
+            <w:tcW w:type="pct" w:w="50%"/>
+          </w:tcPr>
+          <w:p>
+            <w:r>
+              <w:t xml:space="preserve">C. Mean &lt; Median — use the median (low tail pulls the mean down)</w:t>
+            </w:r>
+          </w:p>
+        </w:tc>
+      </w:tr>
+      <w:tr>
+        <w:tc>
+          <w:tcPr>
+            <w:tcW w:type="pct" w:w="50%"/>
+          </w:tcPr>
+          <w:p>
+            <w:r>
+              <w:t xml:space="preserve">____  Skewed Right</w:t>
+            </w:r>
+          </w:p>
+        </w:tc>
+        <w:tc>
+          <w:tcPr>
+            <w:tcW w:type="pct" w:w="50%"/>
+          </w:tcPr>
+          <w:p>
+            <w:r>
+              <w:t xml:space="preserve">B. Mean &gt; Median — use the median (high tail pulls the mean up)</w:t>
+            </w:r>
+          </w:p>
+        </w:tc>
+      </w:tr>
+      <w:tr>
+        <w:tc>
+          <w:tcPr>
+            <w:tcW w:type="pct" w:w="50%"/>
+          </w:tcPr>
+          <w:p>
+            <w:r>
+              <w:t xml:space="preserve">____  Skewed Left</w:t>
+            </w:r>
+          </w:p>
+        </w:tc>
+        <w:tc>
+          <w:tcPr>
+            <w:tcW w:type="pct" w:w="50%"/>
+          </w:tcPr>
+          <w:p>
+            <w:r>
+              <w:t xml:space="preserve">A. Mean ≈ Median — use either (mean is fine)</w:t>
+            </w:r>
+          </w:p>
+        </w:tc>
+      </w:tr>
+    </w:tbl>
+    <w:p>
+      <w:pPr>
+        <w:spacing w:after="60" w:before="120"/>
+      </w:pPr>
+      <w:r>
+        <w:rPr>
+          <w:color w:val="BBBBBB"/>
+        </w:rPr>
+        <w:t xml:space="preserve">______________________________________________________________________</w:t>
+      </w:r>
+    </w:p>
+    <w:p>
+      <w:pPr>
+        <w:spacing w:after="80" w:before="0"/>
+      </w:pPr>
+      <w:r>
+        <w:rPr>
+          <w:b/>
+          <w:bCs/>
+        </w:rPr>
+        <w:t xml:space="preserve">5. For each data set, decide: is it symmetric, skewed right, or skewed left?</w:t>
+      </w:r>
+    </w:p>
+    <w:p>
+      <w:pPr>
+        <w:spacing w:after="80" w:before="0"/>
       </w:pPr>
       <w:r>
         <w:rPr>
           <w:i/>
           <w:iCs/>
         </w:rPr>
-        <w:t xml:space="preserve">(table)</w:t>
+        <w:t xml:space="preserve">Groups: Symmetric   |   Skewed Right   |   Skewed Left</w:t>
       </w:r>
     </w:p>
     <w:p>
@@ -716,19 +855,43 @@
           <w:b/>
           <w:bCs/>
         </w:rPr>
-        <w:t xml:space="preserve">5. For each data set, decide: is it symmetric, skewed right, or skewed left?</w:t>
-      </w:r>
-    </w:p>
-    <w:p>
-      <w:pPr>
-        <w:spacing w:after="80" w:before="0"/>
+        <w:t xml:space="preserve">6. onLevel — Spot the Common Mistake</w:t>
+      </w:r>
+    </w:p>
+    <w:p>
+      <w:pPr>
+        <w:spacing w:after="40" w:before="0"/>
+      </w:pPr>
+      <w:r>
+        <w:t xml:space="preserve">   Step 1 (Read): A student is working on Shape of Data Distributions.</w:t>
+      </w:r>
+    </w:p>
+    <w:p>
+      <w:pPr>
+        <w:spacing w:after="40" w:before="0"/>
+      </w:pPr>
+      <w:r>
+        <w:t xml:space="preserve">   Step 2 (Attempt): They ignored the rule: Symmetric data mirrors around the center; skewed data has a long tail, and the skew is named for the direction the tail points.</w:t>
+      </w:r>
+    </w:p>
+    <w:p>
+      <w:pPr>
+        <w:spacing w:after="40" w:before="0"/>
+      </w:pPr>
+      <w:r>
+        <w:t xml:space="preserve">   Step 3 (Check): The answer does not match the math rule from class.</w:t>
+      </w:r>
+    </w:p>
+    <w:p>
+      <w:pPr>
+        <w:spacing w:after="60" w:before="0"/>
       </w:pPr>
       <w:r>
         <w:rPr>
           <w:i/>
           <w:iCs/>
         </w:rPr>
-        <w:t xml:space="preserve">Groups: Symmetric   |   Skewed Right   |   Skewed Left</w:t>
+        <w:t xml:space="preserve">Which step has the mistake? Explain and fix it:</w:t>
       </w:r>
     </w:p>
     <w:p>
@@ -744,6 +907,28 @@
     </w:p>
     <w:p>
       <w:pPr>
+        <w:spacing w:after="60" w:before="120"/>
+      </w:pPr>
+      <w:r>
+        <w:rPr>
+          <w:color w:val="BBBBBB"/>
+        </w:rPr>
+        <w:t xml:space="preserve">______________________________________________________________________</w:t>
+      </w:r>
+    </w:p>
+    <w:p>
+      <w:pPr>
+        <w:spacing w:after="60" w:before="120"/>
+      </w:pPr>
+      <w:r>
+        <w:rPr>
+          <w:color w:val="BBBBBB"/>
+        </w:rPr>
+        <w:t xml:space="preserve">______________________________________________________________________</w:t>
+      </w:r>
+    </w:p>
+    <w:p>
+      <w:pPr>
         <w:spacing w:after="80" w:before="0"/>
       </w:pPr>
       <w:r>
@@ -751,7 +936,7 @@
           <w:b/>
           <w:bCs/>
         </w:rPr>
-        <w:t xml:space="preserve">6. A distribution with a long tail stretching to the right is called...</w:t>
+        <w:t xml:space="preserve">7. Display 1: A histogram of points-per-game has a few short bars stretching out to the high-scoring side, with a long tail of high values on the right. What shape is this distribution?</w:t>
       </w:r>
     </w:p>
     <w:p>
@@ -806,15 +991,15 @@
           <w:b/>
           <w:bCs/>
         </w:rPr>
-        <w:t xml:space="preserve">7. A data set that is roughly the same on both sides of the center is...</w:t>
-      </w:r>
-    </w:p>
-    <w:p>
-      <w:pPr>
-        <w:spacing w:after="40" w:before="0"/>
-      </w:pPr>
-      <w:r>
-        <w:t xml:space="preserve">     A. Symmetric</w:t>
+        <w:t xml:space="preserve">8. Display 2: A dot plot of starting players' heights has one clear peak in the middle, with roughly even sides falling away from that peak. What shape best describes this distribution?</w:t>
+      </w:r>
+    </w:p>
+    <w:p>
+      <w:pPr>
+        <w:spacing w:after="40" w:before="0"/>
+      </w:pPr>
+      <w:r>
+        <w:t xml:space="preserve">     A. Symmetric with one cluster around the peak</w:t>
       </w:r>
     </w:p>
     <w:p>
@@ -838,7 +1023,7 @@
         <w:spacing w:after="40" w:before="0"/>
       </w:pPr>
       <w:r>
-        <w:t xml:space="preserve">     D. Bimodal only</w:t>
+        <w:t xml:space="preserve">     D. Has a large gap</w:t>
       </w:r>
     </w:p>
     <w:p>
@@ -861,39 +1046,59 @@
           <w:b/>
           <w:bCs/>
         </w:rPr>
-        <w:t xml:space="preserve">8. In a right-skewed distribution, how does the mean compare to the median?</w:t>
-      </w:r>
-    </w:p>
-    <w:p>
-      <w:pPr>
-        <w:spacing w:after="40" w:before="0"/>
-      </w:pPr>
-      <w:r>
-        <w:t xml:space="preserve">     A. The mean is usually greater than the median</w:t>
-      </w:r>
-    </w:p>
-    <w:p>
-      <w:pPr>
-        <w:spacing w:after="40" w:before="0"/>
-      </w:pPr>
-      <w:r>
-        <w:t xml:space="preserve">     B. They are always equal</w:t>
-      </w:r>
-    </w:p>
-    <w:p>
-      <w:pPr>
-        <w:spacing w:after="40" w:before="0"/>
-      </w:pPr>
-      <w:r>
-        <w:t xml:space="preserve">     C. The mean is always 0</w:t>
-      </w:r>
-    </w:p>
-    <w:p>
-      <w:pPr>
-        <w:spacing w:after="40" w:before="0"/>
-      </w:pPr>
-      <w:r>
-        <w:t xml:space="preserve">     D. The median is always larger by 10</w:t>
+        <w:t xml:space="preserve">9. Sort each described sports display into the shape feature it shows best.</w:t>
+      </w:r>
+    </w:p>
+    <w:p>
+      <w:pPr>
+        <w:spacing w:after="80" w:before="0"/>
+      </w:pPr>
+      <w:r>
+        <w:rPr>
+          <w:i/>
+          <w:iCs/>
+        </w:rPr>
+        <w:t xml:space="preserve">Groups: Symmetric   |   Skewed Right   |   Skewed Left   |   Has a Gap   |   Has a Cluster</w:t>
+      </w:r>
+    </w:p>
+    <w:p>
+      <w:pPr>
+        <w:spacing w:after="40" w:before="0"/>
+      </w:pPr>
+      <w:r>
+        <w:t xml:space="preserve">   • Goals per game: one peak at 1 goal, an even rise and fall on both sides   → __________________</w:t>
+      </w:r>
+    </w:p>
+    <w:p>
+      <w:pPr>
+        <w:spacing w:after="40" w:before="0"/>
+      </w:pPr>
+      <w:r>
+        <w:t xml:space="preserve">   • Coach experience (years): most coaches at 1-5 years, a long tail out to 30+ years   → __________________</w:t>
+      </w:r>
+    </w:p>
+    <w:p>
+      <w:pPr>
+        <w:spacing w:after="40" w:before="0"/>
+      </w:pPr>
+      <w:r>
+        <w:t xml:space="preserve">   • Veteran kickers' field-goal %: most near 90%, a long tail down to a few near 40%   → __________________</w:t>
+      </w:r>
+    </w:p>
+    <w:p>
+      <w:pPr>
+        <w:spacing w:after="40" w:before="0"/>
+      </w:pPr>
+      <w:r>
+        <w:t xml:space="preserve">   • Race times: a group at 12s, nothing from 13-19s, then a group at 20s   → __________________</w:t>
+      </w:r>
+    </w:p>
+    <w:p>
+      <w:pPr>
+        <w:spacing w:after="40" w:before="0"/>
+      </w:pPr>
+      <w:r>
+        <w:t xml:space="preserve">   • Jersey numbers: most players bunched tightly between 20 and 29   → __________________</w:t>
       </w:r>
     </w:p>
     <w:p>
@@ -916,41 +1121,147 @@
           <w:b/>
           <w:bCs/>
         </w:rPr>
-        <w:t xml:space="preserve">9. A distribution with two clear peaks is described as...</w:t>
-      </w:r>
-    </w:p>
-    <w:p>
-      <w:pPr>
-        <w:spacing w:after="40" w:before="0"/>
-      </w:pPr>
-      <w:r>
-        <w:t xml:space="preserve">     A. Bimodal</w:t>
-      </w:r>
-    </w:p>
-    <w:p>
-      <w:pPr>
-        <w:spacing w:after="40" w:before="0"/>
-      </w:pPr>
-      <w:r>
-        <w:t xml:space="preserve">     B. Symmetric only</w:t>
-      </w:r>
-    </w:p>
-    <w:p>
-      <w:pPr>
-        <w:spacing w:after="40" w:before="0"/>
-      </w:pPr>
-      <w:r>
-        <w:t xml:space="preserve">     C. Uniform</w:t>
-      </w:r>
-    </w:p>
-    <w:p>
-      <w:pPr>
-        <w:spacing w:after="40" w:before="0"/>
-      </w:pPr>
-      <w:r>
-        <w:t xml:space="preserve">     D. Skewed left</w:t>
-      </w:r>
-    </w:p>
+        <w:t xml:space="preserve">10. Display 4: Match each feature you spot in a data display to the term that names it.</w:t>
+      </w:r>
+    </w:p>
+    <w:tbl>
+      <w:tblPr>
+        <w:tblW w:type="pct" w:w="100%"/>
+        <w:tblBorders>
+          <w:top w:val="single" w:color="auto" w:sz="4"/>
+          <w:left w:val="single" w:color="auto" w:sz="4"/>
+          <w:bottom w:val="single" w:color="auto" w:sz="4"/>
+          <w:right w:val="single" w:color="auto" w:sz="4"/>
+          <w:insideH w:val="single" w:color="auto" w:sz="4"/>
+          <w:insideV w:val="single" w:color="auto" w:sz="4"/>
+        </w:tblBorders>
+      </w:tblPr>
+      <w:tblGrid>
+        <w:gridCol w:w="100"/>
+        <w:gridCol w:w="100"/>
+      </w:tblGrid>
+      <w:tr>
+        <w:trPr>
+          <w:tblHeader/>
+        </w:trPr>
+        <w:tc>
+          <w:tcPr>
+            <w:tcW w:type="pct" w:w="50%"/>
+          </w:tcPr>
+          <w:p>
+            <w:r>
+              <w:rPr>
+                <w:b/>
+                <w:bCs/>
+              </w:rPr>
+              <w:t xml:space="preserve">Item</w:t>
+            </w:r>
+          </w:p>
+        </w:tc>
+        <w:tc>
+          <w:tcPr>
+            <w:tcW w:type="pct" w:w="50%"/>
+          </w:tcPr>
+          <w:p>
+            <w:r>
+              <w:rPr>
+                <w:b/>
+                <w:bCs/>
+              </w:rPr>
+              <w:t xml:space="preserve">Answer choices</w:t>
+            </w:r>
+          </w:p>
+        </w:tc>
+      </w:tr>
+      <w:tr>
+        <w:tc>
+          <w:tcPr>
+            <w:tcW w:type="pct" w:w="50%"/>
+          </w:tcPr>
+          <w:p>
+            <w:r>
+              <w:t xml:space="preserve">____  The tallest point of the display where data piles up</w:t>
+            </w:r>
+          </w:p>
+        </w:tc>
+        <w:tc>
+          <w:tcPr>
+            <w:tcW w:type="pct" w:w="50%"/>
+          </w:tcPr>
+          <w:p>
+            <w:r>
+              <w:t xml:space="preserve">D. Tail</w:t>
+            </w:r>
+          </w:p>
+        </w:tc>
+      </w:tr>
+      <w:tr>
+        <w:tc>
+          <w:tcPr>
+            <w:tcW w:type="pct" w:w="50%"/>
+          </w:tcPr>
+          <w:p>
+            <w:r>
+              <w:t xml:space="preserve">____  An empty interval with no data values between two groups</w:t>
+            </w:r>
+          </w:p>
+        </w:tc>
+        <w:tc>
+          <w:tcPr>
+            <w:tcW w:type="pct" w:w="50%"/>
+          </w:tcPr>
+          <w:p>
+            <w:r>
+              <w:t xml:space="preserve">C. Cluster</w:t>
+            </w:r>
+          </w:p>
+        </w:tc>
+      </w:tr>
+      <w:tr>
+        <w:tc>
+          <w:tcPr>
+            <w:tcW w:type="pct" w:w="50%"/>
+          </w:tcPr>
+          <w:p>
+            <w:r>
+              <w:t xml:space="preserve">____  A group of values bunched close together</w:t>
+            </w:r>
+          </w:p>
+        </w:tc>
+        <w:tc>
+          <w:tcPr>
+            <w:tcW w:type="pct" w:w="50%"/>
+          </w:tcPr>
+          <w:p>
+            <w:r>
+              <w:t xml:space="preserve">B. Gap</w:t>
+            </w:r>
+          </w:p>
+        </w:tc>
+      </w:tr>
+      <w:tr>
+        <w:tc>
+          <w:tcPr>
+            <w:tcW w:type="pct" w:w="50%"/>
+          </w:tcPr>
+          <w:p>
+            <w:r>
+              <w:t xml:space="preserve">____  A long stretch of low bars trailing off to one side</w:t>
+            </w:r>
+          </w:p>
+        </w:tc>
+        <w:tc>
+          <w:tcPr>
+            <w:tcW w:type="pct" w:w="50%"/>
+          </w:tcPr>
+          <w:p>
+            <w:r>
+              <w:t xml:space="preserve">A. Peak</w:t>
+            </w:r>
+          </w:p>
+        </w:tc>
+      </w:tr>
+    </w:tbl>
     <w:p>
       <w:pPr>
         <w:spacing w:after="60" w:before="120"/>
@@ -994,10 +1305,22 @@
     </w:p>
     <w:p>
       <w:pPr>
+        <w:spacing w:after="20" w:before="0"/>
+      </w:pPr>
+      <w:r>
+        <w:t xml:space="preserve">     Most data is on the left (younger ages) with a tail stretching right (older ages). This is skewed right.</w:t>
+      </w:r>
+    </w:p>
+    <w:p>
+      <w:pPr>
         <w:spacing w:after="80" w:before="0"/>
       </w:pPr>
       <w:r>
-        <w:t xml:space="preserve">     Most data is on the left (younger ages) with a tail stretching right (older ages). This is skewed right.</w:t>
+        <w:rPr>
+          <w:i/>
+          <w:iCs/>
+        </w:rPr>
+        <w:t xml:space="preserve">     Watch for: A common mistake in Shape of Data Distributions is skipping the key idea: "Symmetric data mirrors around the center; skewed data has a long tail, and the skew is named for the direction the tail points." — always check your work against this rule before you submit.</w:t>
       </w:r>
     </w:p>
     <w:p>
@@ -1014,10 +1337,22 @@
     </w:p>
     <w:p>
       <w:pPr>
+        <w:spacing w:after="20" w:before="0"/>
+      </w:pPr>
+      <w:r>
+        <w:t xml:space="preserve">     In a symmetric distribution, the mean and median are approximately equal because the data is balanced on both sides.</w:t>
+      </w:r>
+    </w:p>
+    <w:p>
+      <w:pPr>
         <w:spacing w:after="80" w:before="0"/>
       </w:pPr>
       <w:r>
-        <w:t xml:space="preserve">     In a symmetric distribution, the mean and median are approximately equal because the data is balanced on both sides.</w:t>
+        <w:rPr>
+          <w:i/>
+          <w:iCs/>
+        </w:rPr>
+        <w:t xml:space="preserve">     Watch for: A common mistake in Shape of Data Distributions is skipping the key idea: "Symmetric data mirrors around the center; skewed data has a long tail, and the skew is named for the direction the tail points." — always check your work against this rule before you submit.</w:t>
       </w:r>
     </w:p>
     <w:p>
@@ -1034,30 +1369,58 @@
     </w:p>
     <w:p>
       <w:pPr>
+        <w:spacing w:after="20" w:before="0"/>
+      </w:pPr>
+      <w:r>
+        <w:t xml:space="preserve">     The data peaks at 0–1 goals and tails off toward 4. Most data is on the left with fewer values stretching right — this is skewed right.</w:t>
+      </w:r>
+    </w:p>
+    <w:p>
+      <w:pPr>
         <w:spacing w:after="80" w:before="0"/>
       </w:pPr>
       <w:r>
-        <w:t xml:space="preserve">     The data peaks at 0–1 goals and tails off toward 4. Most data is on the left with fewer values stretching right — this is skewed right.</w:t>
-      </w:r>
-    </w:p>
-    <w:p>
-      <w:pPr>
-        <w:spacing w:after="40" w:before="0"/>
-      </w:pPr>
-      <w:r>
-        <w:rPr>
-          <w:b/>
-          <w:bCs/>
-        </w:rPr>
-        <w:t xml:space="preserve">4. Complete the table: how does distribution shape affect the relationship between mean and median?</w:t>
-      </w:r>
-    </w:p>
-    <w:p>
-      <w:pPr>
-        <w:spacing w:after="40" w:before="0"/>
-      </w:pPr>
-      <w:r>
-        <w:t xml:space="preserve">     (See completed table.)</w:t>
+        <w:rPr>
+          <w:i/>
+          <w:iCs/>
+        </w:rPr>
+        <w:t xml:space="preserve">     Watch for: A common mistake in Shape of Data Distributions is skipping the key idea: "Symmetric data mirrors around the center; skewed data has a long tail, and the skew is named for the direction the tail points." — always check your work against this rule before you submit.</w:t>
+      </w:r>
+    </w:p>
+    <w:p>
+      <w:pPr>
+        <w:spacing w:after="40" w:before="0"/>
+      </w:pPr>
+      <w:r>
+        <w:rPr>
+          <w:b/>
+          <w:bCs/>
+        </w:rPr>
+        <w:t xml:space="preserve">4. Matches:</w:t>
+      </w:r>
+    </w:p>
+    <w:p>
+      <w:pPr>
+        <w:spacing w:after="20" w:before="0"/>
+      </w:pPr>
+      <w:r>
+        <w:t xml:space="preserve">     Symmetric → Mean ≈ Median — use either (mean is fine)</w:t>
+      </w:r>
+    </w:p>
+    <w:p>
+      <w:pPr>
+        <w:spacing w:after="20" w:before="0"/>
+      </w:pPr>
+      <w:r>
+        <w:t xml:space="preserve">     Skewed Right → Mean &gt; Median — use the median (high tail pulls the mean up)</w:t>
+      </w:r>
+    </w:p>
+    <w:p>
+      <w:pPr>
+        <w:spacing w:after="20" w:before="0"/>
+      </w:pPr>
+      <w:r>
+        <w:t xml:space="preserve">     Skewed Left → Mean &lt; Median — use the median (low tail pulls the mean down)</w:t>
       </w:r>
     </w:p>
     <w:p>
@@ -1097,7 +1460,43 @@
           <w:b/>
           <w:bCs/>
         </w:rPr>
-        <w:t xml:space="preserve">6. A. Skewed right</w:t>
+        <w:t xml:space="preserve">6. onLevel — Spot the Common Mistake</w:t>
+      </w:r>
+    </w:p>
+    <w:p>
+      <w:pPr>
+        <w:spacing w:after="20" w:before="0"/>
+      </w:pPr>
+      <w:r>
+        <w:t xml:space="preserve">     The mistake is in Step 2.</w:t>
+      </w:r>
+    </w:p>
+    <w:p>
+      <w:pPr>
+        <w:spacing w:after="20" w:before="0"/>
+      </w:pPr>
+      <w:r>
+        <w:t xml:space="preserve">     Correct work: Follow the key idea: Symmetric data mirrors around the center; skewed data has a long tail, and the skew is named for the direction the tail points.</w:t>
+      </w:r>
+    </w:p>
+    <w:p>
+      <w:pPr>
+        <w:spacing w:after="40" w:before="0"/>
+      </w:pPr>
+      <w:r>
+        <w:rPr>
+          <w:b/>
+          <w:bCs/>
+        </w:rPr>
+        <w:t xml:space="preserve">7. A. Skewed right</w:t>
+      </w:r>
+    </w:p>
+    <w:p>
+      <w:pPr>
+        <w:spacing w:after="20" w:before="0"/>
+      </w:pPr>
+      <w:r>
+        <w:t xml:space="preserve">     A tail of high values stretching to the right means the distribution is skewed right. The skew is named for the tail's direction.</w:t>
       </w:r>
     </w:p>
     <w:p>
@@ -1105,19 +1504,31 @@
         <w:spacing w:after="80" w:before="0"/>
       </w:pPr>
       <w:r>
-        <w:t xml:space="preserve">     A tail pulling toward larger values means it is skewed right.</w:t>
-      </w:r>
-    </w:p>
-    <w:p>
-      <w:pPr>
-        <w:spacing w:after="40" w:before="0"/>
-      </w:pPr>
-      <w:r>
-        <w:rPr>
-          <w:b/>
-          <w:bCs/>
-        </w:rPr>
-        <w:t xml:space="preserve">7. A. Symmetric</w:t>
+        <w:rPr>
+          <w:i/>
+          <w:iCs/>
+        </w:rPr>
+        <w:t xml:space="preserve">     Watch for: A common mistake in Shape of Data Distributions is skipping the key idea: "Symmetric data mirrors around the center; skewed data has a long tail, and the skew is named for the direction the tail points." — always check your work against this rule before you submit.</w:t>
+      </w:r>
+    </w:p>
+    <w:p>
+      <w:pPr>
+        <w:spacing w:after="40" w:before="0"/>
+      </w:pPr>
+      <w:r>
+        <w:rPr>
+          <w:b/>
+          <w:bCs/>
+        </w:rPr>
+        <w:t xml:space="preserve">8. A. Symmetric with one cluster around the peak</w:t>
+      </w:r>
+    </w:p>
+    <w:p>
+      <w:pPr>
+        <w:spacing w:after="20" w:before="0"/>
+      </w:pPr>
+      <w:r>
+        <w:t xml:space="preserve">     One peak in the middle with roughly even sides means the data mirrors around the center, so it is symmetric with a single cluster at the peak.</w:t>
       </w:r>
     </w:p>
     <w:p>
@@ -1125,47 +1536,123 @@
         <w:spacing w:after="80" w:before="0"/>
       </w:pPr>
       <w:r>
-        <w:t xml:space="preserve">     If both sides mirror each other, the distribution is symmetric.</w:t>
-      </w:r>
-    </w:p>
-    <w:p>
-      <w:pPr>
-        <w:spacing w:after="40" w:before="0"/>
-      </w:pPr>
-      <w:r>
-        <w:rPr>
-          <w:b/>
-          <w:bCs/>
-        </w:rPr>
-        <w:t xml:space="preserve">8. A. The mean is usually greater than the median</w:t>
-      </w:r>
-    </w:p>
-    <w:p>
-      <w:pPr>
-        <w:spacing w:after="80" w:before="0"/>
-      </w:pPr>
-      <w:r>
-        <w:t xml:space="preserve">     The long right tail pulls the mean above the median.</w:t>
-      </w:r>
-    </w:p>
-    <w:p>
-      <w:pPr>
-        <w:spacing w:after="40" w:before="0"/>
-      </w:pPr>
-      <w:r>
-        <w:rPr>
-          <w:b/>
-          <w:bCs/>
-        </w:rPr>
-        <w:t xml:space="preserve">9. A. Bimodal</w:t>
-      </w:r>
-    </w:p>
-    <w:p>
-      <w:pPr>
-        <w:spacing w:after="80" w:before="0"/>
-      </w:pPr>
-      <w:r>
-        <w:t xml:space="preserve">     Two peaks means the distribution is bimodal.</w:t>
+        <w:rPr>
+          <w:i/>
+          <w:iCs/>
+        </w:rPr>
+        <w:t xml:space="preserve">     Watch for: A common mistake in Shape of Data Distributions is skipping the key idea: "Symmetric data mirrors around the center; skewed data has a long tail, and the skew is named for the direction the tail points." — always check your work against this rule before you submit.</w:t>
+      </w:r>
+    </w:p>
+    <w:p>
+      <w:pPr>
+        <w:spacing w:after="40" w:before="0"/>
+      </w:pPr>
+      <w:r>
+        <w:rPr>
+          <w:b/>
+          <w:bCs/>
+        </w:rPr>
+        <w:t xml:space="preserve">9. Correct groups:</w:t>
+      </w:r>
+    </w:p>
+    <w:p>
+      <w:pPr>
+        <w:spacing w:after="20" w:before="0"/>
+      </w:pPr>
+      <w:r>
+        <w:t xml:space="preserve">     Goals per game: one peak at 1 goal, an even rise and fall on both sides → Symmetric</w:t>
+      </w:r>
+    </w:p>
+    <w:p>
+      <w:pPr>
+        <w:spacing w:after="20" w:before="0"/>
+      </w:pPr>
+      <w:r>
+        <w:t xml:space="preserve">     Coach experience (years): most coaches at 1-5 years, a long tail out to 30+ years → Skewed Right</w:t>
+      </w:r>
+    </w:p>
+    <w:p>
+      <w:pPr>
+        <w:spacing w:after="20" w:before="0"/>
+      </w:pPr>
+      <w:r>
+        <w:t xml:space="preserve">     Veteran kickers' field-goal %: most near 90%, a long tail down to a few near 40% → Skewed Left</w:t>
+      </w:r>
+    </w:p>
+    <w:p>
+      <w:pPr>
+        <w:spacing w:after="20" w:before="0"/>
+      </w:pPr>
+      <w:r>
+        <w:t xml:space="preserve">     Race times: a group at 12s, nothing from 13-19s, then a group at 20s → Has a Gap</w:t>
+      </w:r>
+    </w:p>
+    <w:p>
+      <w:pPr>
+        <w:spacing w:after="20" w:before="0"/>
+      </w:pPr>
+      <w:r>
+        <w:t xml:space="preserve">     Jersey numbers: most players bunched tightly between 20 and 29 → Has a Cluster</w:t>
+      </w:r>
+    </w:p>
+    <w:p>
+      <w:pPr>
+        <w:spacing w:after="40" w:before="0"/>
+      </w:pPr>
+      <w:r>
+        <w:t xml:space="preserve"/>
+      </w:r>
+    </w:p>
+    <w:p>
+      <w:pPr>
+        <w:spacing w:after="40" w:before="0"/>
+      </w:pPr>
+      <w:r>
+        <w:rPr>
+          <w:b/>
+          <w:bCs/>
+        </w:rPr>
+        <w:t xml:space="preserve">10. Matches:</w:t>
+      </w:r>
+    </w:p>
+    <w:p>
+      <w:pPr>
+        <w:spacing w:after="20" w:before="0"/>
+      </w:pPr>
+      <w:r>
+        <w:t xml:space="preserve">     The tallest point of the display where data piles up → Peak</w:t>
+      </w:r>
+    </w:p>
+    <w:p>
+      <w:pPr>
+        <w:spacing w:after="20" w:before="0"/>
+      </w:pPr>
+      <w:r>
+        <w:t xml:space="preserve">     An empty interval with no data values between two groups → Gap</w:t>
+      </w:r>
+    </w:p>
+    <w:p>
+      <w:pPr>
+        <w:spacing w:after="20" w:before="0"/>
+      </w:pPr>
+      <w:r>
+        <w:t xml:space="preserve">     A group of values bunched close together → Cluster</w:t>
+      </w:r>
+    </w:p>
+    <w:p>
+      <w:pPr>
+        <w:spacing w:after="20" w:before="0"/>
+      </w:pPr>
+      <w:r>
+        <w:t xml:space="preserve">     A long stretch of low bars trailing off to one side → Tail</w:t>
+      </w:r>
+    </w:p>
+    <w:p>
+      <w:pPr>
+        <w:spacing w:after="40" w:before="0"/>
+      </w:pPr>
+      <w:r>
+        <w:t xml:space="preserve"/>
       </w:r>
     </w:p>
     <w:sectPr>

--- a/lessons/8-7/homework.docx
+++ b/lessons/8-7/homework.docx
@@ -863,23 +863,23 @@
         <w:spacing w:after="40" w:before="0"/>
       </w:pPr>
       <w:r>
-        <w:t xml:space="preserve">   Step 1 (Read): A student is working on Shape of Data Distributions.</w:t>
-      </w:r>
-    </w:p>
-    <w:p>
-      <w:pPr>
-        <w:spacing w:after="40" w:before="0"/>
-      </w:pPr>
-      <w:r>
-        <w:t xml:space="preserve">   Step 2 (Attempt): They ignored the rule: Symmetric data mirrors around the center; skewed data has a long tail, and the skew is named for the direction the tail points.</w:t>
-      </w:r>
-    </w:p>
-    <w:p>
-      <w:pPr>
-        <w:spacing w:after="40" w:before="0"/>
-      </w:pPr>
-      <w:r>
-        <w:t xml:space="preserve">   Step 3 (Check): The answer does not match the math rule from class.</w:t>
+        <w:t xml:space="preserve">   Step 1 (Data): Player salaries (millions): 1, 1, 2, 2, 2, 3, 3, 40.</w:t>
+      </w:r>
+    </w:p>
+    <w:p>
+      <w:pPr>
+        <w:spacing w:after="40" w:before="0"/>
+      </w:pPr>
+      <w:r>
+        <w:t xml:space="preserve">   Step 2 (Shape): Most salaries cluster at 1–3 million with one value way out at 40 million, so the distribution is skewed right. ✓</w:t>
+      </w:r>
+    </w:p>
+    <w:p>
+      <w:pPr>
+        <w:spacing w:after="40" w:before="0"/>
+      </w:pPr>
+      <w:r>
+        <w:t xml:space="preserve">   Step 3 (Best measure): The student picks the MEAN to describe a typical salary because the shape is skewed right.</w:t>
       </w:r>
     </w:p>
     <w:p>
@@ -1320,7 +1320,7 @@
           <w:i/>
           <w:iCs/>
         </w:rPr>
-        <w:t xml:space="preserve">     Watch for: A common mistake in Shape of Data Distributions is skipping the key idea: "Symmetric data mirrors around the center; skewed data has a long tail, and the skew is named for the direction the tail points." — always check your work against this rule before you submit.</w:t>
+        <w:t xml:space="preserve">     Watch for: A common mistake in Shape of Data Distributions is naming the skew by looking at where the TALLEST bar (the peak) sits, instead of looking at which way the TAIL stretches. For example, given bar heights 8, 5, 3, 1 (tall on the left, trailing off to the right), students often say "skewed left" because the peak is on the left — but the correct name is skewed right, because skew is always named for the direction the tail points, not the peak.</w:t>
       </w:r>
     </w:p>
     <w:p>
@@ -1352,7 +1352,7 @@
           <w:i/>
           <w:iCs/>
         </w:rPr>
-        <w:t xml:space="preserve">     Watch for: A common mistake in Shape of Data Distributions is skipping the key idea: "Symmetric data mirrors around the center; skewed data has a long tail, and the skew is named for the direction the tail points." — always check your work against this rule before you submit.</w:t>
+        <w:t xml:space="preserve">     Watch for: A common mistake in Shape of Data Distributions is naming the skew by looking at where the TALLEST bar (the peak) sits, instead of looking at which way the TAIL stretches. For example, given bar heights 8, 5, 3, 1 (tall on the left, trailing off to the right), students often say "skewed left" because the peak is on the left — but the correct name is skewed right, because skew is always named for the direction the tail points, not the peak.</w:t>
       </w:r>
     </w:p>
     <w:p>
@@ -1384,7 +1384,7 @@
           <w:i/>
           <w:iCs/>
         </w:rPr>
-        <w:t xml:space="preserve">     Watch for: A common mistake in Shape of Data Distributions is skipping the key idea: "Symmetric data mirrors around the center; skewed data has a long tail, and the skew is named for the direction the tail points." — always check your work against this rule before you submit.</w:t>
+        <w:t xml:space="preserve">     Watch for: A common mistake in Shape of Data Distributions is naming the skew by looking at where the TALLEST bar (the peak) sits, instead of looking at which way the TAIL stretches. For example, given bar heights 8, 5, 3, 1 (tall on the left, trailing off to the right), students often say "skewed left" because the peak is on the left — but the correct name is skewed right, because skew is always named for the direction the tail points, not the peak.</w:t>
       </w:r>
     </w:p>
     <w:p>
@@ -1468,7 +1468,7 @@
         <w:spacing w:after="20" w:before="0"/>
       </w:pPr>
       <w:r>
-        <w:t xml:space="preserve">     The mistake is in Step 2.</w:t>
+        <w:t xml:space="preserve">     The mistake is in Step 3.</w:t>
       </w:r>
     </w:p>
     <w:p>
@@ -1476,7 +1476,7 @@
         <w:spacing w:after="20" w:before="0"/>
       </w:pPr>
       <w:r>
-        <w:t xml:space="preserve">     Correct work: Follow the key idea: Symmetric data mirrors around the center; skewed data has a long tail, and the skew is named for the direction the tail points.</w:t>
+        <w:t xml:space="preserve">     Correct work: The shape is correct (skewed right), but the MEDIAN — not the mean — is the better measure for skewed data. The single 40-million salary is an extreme value in the right tail that pulls the mean up to about 6.75 million, far above what most players earn. The median is 2 million, which truly represents a typical salary. Use the median whenever data is skewed.</w:t>
       </w:r>
     </w:p>
     <w:p>
@@ -1508,7 +1508,7 @@
           <w:i/>
           <w:iCs/>
         </w:rPr>
-        <w:t xml:space="preserve">     Watch for: A common mistake in Shape of Data Distributions is skipping the key idea: "Symmetric data mirrors around the center; skewed data has a long tail, and the skew is named for the direction the tail points." — always check your work against this rule before you submit.</w:t>
+        <w:t xml:space="preserve">     Watch for: A common mistake in Shape of Data Distributions is naming the skew by looking at where the TALLEST bar (the peak) sits, instead of looking at which way the TAIL stretches. For example, given bar heights 8, 5, 3, 1 (tall on the left, trailing off to the right), students often say "skewed left" because the peak is on the left — but the correct name is skewed right, because skew is always named for the direction the tail points, not the peak.</w:t>
       </w:r>
     </w:p>
     <w:p>
@@ -1540,7 +1540,7 @@
           <w:i/>
           <w:iCs/>
         </w:rPr>
-        <w:t xml:space="preserve">     Watch for: A common mistake in Shape of Data Distributions is skipping the key idea: "Symmetric data mirrors around the center; skewed data has a long tail, and the skew is named for the direction the tail points." — always check your work against this rule before you submit.</w:t>
+        <w:t xml:space="preserve">     Watch for: A common mistake in Shape of Data Distributions is naming the skew by looking at where the TALLEST bar (the peak) sits, instead of looking at which way the TAIL stretches. For example, given bar heights 8, 5, 3, 1 (tall on the left, trailing off to the right), students often say "skewed left" because the peak is on the left — but the correct name is skewed right, because skew is always named for the direction the tail points, not the peak.</w:t>
       </w:r>
     </w:p>
     <w:p>

--- a/lessons/8-7/homework.docx
+++ b/lessons/8-7/homework.docx
@@ -24,7 +24,7 @@
           <w:i/>
           <w:iCs/>
         </w:rPr>
-        <w:t xml:space="preserve">Lesson 7-7  •  Standard 6.AT.8</w:t>
+        <w:t xml:space="preserve">Lesson 8-7  •  Standard 6.AT.8</w:t>
       </w:r>
     </w:p>
     <w:p>
@@ -161,10 +161,10 @@
           <w:b/>
           <w:bCs/>
         </w:rPr>
-        <w:t xml:space="preserve">Model (Modelar)</w:t>
-      </w:r>
-      <w:r>
-        <w:t xml:space="preserve"> — To show a real-life situation with an equation or inequality.</w:t>
+        <w:t xml:space="preserve">Equations and Inequalities Problem Solving (Resolución de problemas con ecuaciones y desigualdades)</w:t>
+      </w:r>
+      <w:r>
+        <w:t xml:space="preserve"> — Use an equation for one exact value or an inequality for a range of values in a real situation.</w:t>
       </w:r>
     </w:p>
     <w:p>
@@ -224,10 +224,10 @@
           <w:b/>
           <w:bCs/>
         </w:rPr>
-        <w:t xml:space="preserve">Equation (Ecuación)</w:t>
-      </w:r>
-      <w:r>
-        <w:t xml:space="preserve"> — A math sentence with an equal sign showing both sides are the same.</w:t>
+        <w:t xml:space="preserve">Model (Modelar)</w:t>
+      </w:r>
+      <w:r>
+        <w:t xml:space="preserve"> — To show a real-life situation with an equation or inequality.</w:t>
       </w:r>
     </w:p>
     <w:p>
@@ -287,10 +287,10 @@
           <w:b/>
           <w:bCs/>
         </w:rPr>
-        <w:t xml:space="preserve">Inequality (Desigualdad)</w:t>
-      </w:r>
-      <w:r>
-        <w:t xml:space="preserve"> — A math sentence that compares two sides with &lt;, &gt;, ≤, or ≥.</w:t>
+        <w:t xml:space="preserve">Equation (Ecuación)</w:t>
+      </w:r>
+      <w:r>
+        <w:t xml:space="preserve"> — A math sentence with an equal sign showing both sides are the same.</w:t>
       </w:r>
     </w:p>
     <w:p>
@@ -350,10 +350,10 @@
           <w:b/>
           <w:bCs/>
         </w:rPr>
-        <w:t xml:space="preserve">Reasonableness (Razonabilidad)</w:t>
-      </w:r>
-      <w:r>
-        <w:t xml:space="preserve"> — Checking if your answer makes sense.</w:t>
+        <w:t xml:space="preserve">Inequality (Desigualdad)</w:t>
+      </w:r>
+      <w:r>
+        <w:t xml:space="preserve"> — A math sentence that compares two sides with &lt;, &gt;, ≤, or ≥.</w:t>
       </w:r>
     </w:p>
     <w:p>
@@ -413,10 +413,10 @@
           <w:b/>
           <w:bCs/>
         </w:rPr>
-        <w:t xml:space="preserve">Variable (Variable)</w:t>
-      </w:r>
-      <w:r>
-        <w:t xml:space="preserve"> — A letter that stands for the unknown amount in a word problem.</w:t>
+        <w:t xml:space="preserve">Reasonableness (Razonabilidad)</w:t>
+      </w:r>
+      <w:r>
+        <w:t xml:space="preserve"> — Checking if your answer makes sense.</w:t>
       </w:r>
     </w:p>
     <w:p>
@@ -444,7 +444,70 @@
                     </pic:cNvPicPr>
                   </pic:nvPicPr>
                   <pic:blipFill>
-                    <a:blip r:embed="rId9" cstate="none"/>
+                    <a:blip r:embed="rId12" cstate="none"/>
+                    <a:srcRect/>
+                    <a:stretch>
+                      <a:fillRect/>
+                    </a:stretch>
+                  </pic:blipFill>
+                  <pic:spPr bwMode="auto">
+                    <a:xfrm>
+                      <a:off x="0" y="0"/>
+                      <a:ext cx="1047750" cy="790575"/>
+                    </a:xfrm>
+                    <a:prstGeom prst="rect">
+                      <a:avLst/>
+                    </a:prstGeom>
+                  </pic:spPr>
+                </pic:pic>
+              </a:graphicData>
+            </a:graphic>
+          </wp:inline>
+        </w:drawing>
+      </w:r>
+    </w:p>
+    <w:p>
+      <w:pPr>
+        <w:keepNext/>
+        <w:spacing w:after="120"/>
+      </w:pPr>
+      <w:r>
+        <w:rPr>
+          <w:b/>
+          <w:bCs/>
+        </w:rPr>
+        <w:t xml:space="preserve">Variable (Variable)</w:t>
+      </w:r>
+      <w:r>
+        <w:t xml:space="preserve"> — A letter that stands for a number that is unknown or can change.</w:t>
+      </w:r>
+    </w:p>
+    <w:p>
+      <w:pPr>
+        <w:keepNext/>
+        <w:spacing w:after="20" w:before="80"/>
+        <w:jc w:val="center"/>
+      </w:pPr>
+      <w:r>
+        <w:drawing>
+          <wp:inline distT="0" distB="0" distL="0" distR="0">
+            <wp:extent cx="1047750" cy="790575"/>
+            <wp:effectExtent t="0" r="0" b="0" l="0"/>
+            <wp:docPr id="1" name="" descr="" title=""/>
+            <wp:cNvGraphicFramePr>
+              <a:graphicFrameLocks xmlns:a="http://schemas.openxmlformats.org/drawingml/2006/main" noChangeAspect="1"/>
+            </wp:cNvGraphicFramePr>
+            <a:graphic xmlns:a="http://schemas.openxmlformats.org/drawingml/2006/main">
+              <a:graphicData uri="http://schemas.openxmlformats.org/drawingml/2006/picture">
+                <pic:pic xmlns:pic="http://schemas.openxmlformats.org/drawingml/2006/picture">
+                  <pic:nvPicPr>
+                    <pic:cNvPr id="0" name="" descr=""/>
+                    <pic:cNvPicPr>
+                      <a:picLocks noChangeAspect="1" noChangeArrowheads="1"/>
+                    </pic:cNvPicPr>
+                  </pic:nvPicPr>
+                  <pic:blipFill>
+                    <a:blip r:embed="rId10" cstate="none"/>
                     <a:srcRect/>
                     <a:stretch>
                       <a:fillRect/>
@@ -958,7 +1021,7 @@
           <w:b/>
           <w:bCs/>
         </w:rPr>
-        <w:t xml:space="preserve">5. onLevel — Spot the Common Mistake</w:t>
+        <w:t xml:space="preserve">5. Spot the Common Mistake</w:t>
       </w:r>
     </w:p>
     <w:p>
@@ -1598,7 +1661,7 @@
           <w:b/>
           <w:bCs/>
         </w:rPr>
-        <w:t xml:space="preserve">5. onLevel — Spot the Common Mistake</w:t>
+        <w:t xml:space="preserve">5. Spot the Common Mistake</w:t>
       </w:r>
     </w:p>
     <w:p>
@@ -1615,6 +1678,14 @@
       </w:pPr>
       <w:r>
         <w:t xml:space="preserve">     Correct work: The variable f is multiplied by 7, so you undo it by dividing both sides by 7 (the inverse operation), not by subtracting 7. 7f = 84 becomes f = 84 ÷ 7 = 12. So there are 12 files per locker. Check: 7 × 12 = 84 ✓</w:t>
+      </w:r>
+    </w:p>
+    <w:p>
+      <w:pPr>
+        <w:spacing w:after="80" w:before="0"/>
+      </w:pPr>
+      <w:r>
+        <w:t xml:space="preserve">     Watch for: The model 7f = 84 is correct, but f is MULTIPLIED by 7, and subtracting 7 does not undo a multiplication. Divide both sides by 7 instead: f = 84 ÷ 7 = 12 files per locker. Check: 7 × 12 = 84 ✓</w:t>
       </w:r>
     </w:p>
     <w:p>
